--- a/dokumentacija/Arhiva - pitanja za arhivu.docx
+++ b/dokumentacija/Arhiva - pitanja za arhivu.docx
@@ -99,7 +99,7 @@
         <w:spacing w:after="120" w:before="0"/>
       </w:pPr>
       <w:r>
-        <w:t xml:space="preserve">Deo pitanja je već rešen — spisak je na kraju dokumenta (odeljak G). Za ostalo nam trebaju vaši odgovori, jer vi najbolje znate kako se posao stvarno radi.</w:t>
+        <w:t xml:space="preserve">Trebaju nam vaši odgovori, jer vi najbolje znate kako se posao stvarno radi.</w:t>
       </w:r>
     </w:p>
     <w:tbl>
@@ -898,98 +898,6 @@
                 <w:szCs w:val="19"/>
               </w:rPr>
               <w:t xml:space="preserve">uz svaku stavku</w:t>
-            </w:r>
-          </w:p>
-        </w:tc>
-      </w:tr>
-      <w:tr>
-        <w:trPr>
-          <w:cantSplit/>
-        </w:trPr>
-        <w:tc>
-          <w:tcPr>
-            <w:tcW w:type="dxa" w:w="1100"/>
-            <w:tcBorders>
-              <w:top w:val="single" w:color="BFBFBF" w:sz="4"/>
-              <w:left w:val="single" w:color="BFBFBF" w:sz="4"/>
-              <w:bottom w:val="single" w:color="BFBFBF" w:sz="4"/>
-              <w:right w:val="single" w:color="BFBFBF" w:sz="4"/>
-            </w:tcBorders>
-            <w:tcMar>
-              <w:top w:type="dxa" w:w="60"/>
-              <w:left w:type="dxa" w:w="100"/>
-              <w:bottom w:type="dxa" w:w="60"/>
-              <w:right w:type="dxa" w:w="100"/>
-            </w:tcMar>
-          </w:tcPr>
-          <w:p>
-            <w:pPr>
-              <w:spacing w:after="40"/>
-            </w:pPr>
-            <w:r>
-              <w:rPr>
-                <w:sz w:val="19"/>
-                <w:szCs w:val="19"/>
-              </w:rPr>
-              <w:t xml:space="preserve">G</w:t>
-            </w:r>
-          </w:p>
-        </w:tc>
-        <w:tc>
-          <w:tcPr>
-            <w:tcW w:type="dxa" w:w="6338"/>
-            <w:tcBorders>
-              <w:top w:val="single" w:color="BFBFBF" w:sz="4"/>
-              <w:left w:val="single" w:color="BFBFBF" w:sz="4"/>
-              <w:bottom w:val="single" w:color="BFBFBF" w:sz="4"/>
-              <w:right w:val="single" w:color="BFBFBF" w:sz="4"/>
-            </w:tcBorders>
-            <w:tcMar>
-              <w:top w:type="dxa" w:w="60"/>
-              <w:left w:type="dxa" w:w="100"/>
-              <w:bottom w:type="dxa" w:w="60"/>
-              <w:right w:type="dxa" w:w="100"/>
-            </w:tcMar>
-          </w:tcPr>
-          <w:p>
-            <w:pPr>
-              <w:spacing w:after="40"/>
-            </w:pPr>
-            <w:r>
-              <w:rPr>
-                <w:sz w:val="19"/>
-                <w:szCs w:val="19"/>
-              </w:rPr>
-              <w:t xml:space="preserve">Šta je već odlučeno</w:t>
-            </w:r>
-          </w:p>
-        </w:tc>
-        <w:tc>
-          <w:tcPr>
-            <w:tcW w:type="dxa" w:w="2200"/>
-            <w:tcBorders>
-              <w:top w:val="single" w:color="BFBFBF" w:sz="4"/>
-              <w:left w:val="single" w:color="BFBFBF" w:sz="4"/>
-              <w:bottom w:val="single" w:color="BFBFBF" w:sz="4"/>
-              <w:right w:val="single" w:color="BFBFBF" w:sz="4"/>
-            </w:tcBorders>
-            <w:tcMar>
-              <w:top w:type="dxa" w:w="60"/>
-              <w:left w:type="dxa" w:w="100"/>
-              <w:bottom w:type="dxa" w:w="60"/>
-              <w:right w:type="dxa" w:w="100"/>
-            </w:tcMar>
-          </w:tcPr>
-          <w:p>
-            <w:pPr>
-              <w:spacing w:after="40"/>
-            </w:pPr>
-            <w:r>
-              <w:rPr>
-                <w:sz w:val="19"/>
-                <w:szCs w:val="19"/>
-              </w:rPr>
-              <w:t xml:space="preserve">—</w:t>
             </w:r>
           </w:p>
         </w:tc>
@@ -8227,34 +8135,6 @@
     </w:p>
     <w:p>
       <w:pPr>
-        <w:spacing w:after="120" w:before="0"/>
-      </w:pPr>
-      <w:r>
-        <w:t xml:space="preserve">Odlučeno je da </w:t>
-      </w:r>
-      <w:r>
-        <w:rPr>
-          <w:b/>
-          <w:bCs/>
-        </w:rPr>
-        <w:t xml:space="preserve">delovodnik ne dira niko osim arhivara</w:t>
-      </w:r>
-      <w:r>
-        <w:t xml:space="preserve">. U aplikaciji to znači: zavođenje, podbroj, storno i zaključenje knjige radite samo vas dvoje. Ostali zaposleni samo vide predmete svog centra. Broj ima oblik </w:t>
-      </w:r>
-      <w:r>
-        <w:rPr>
-          <w:b/>
-          <w:bCs/>
-        </w:rPr>
-        <w:t xml:space="preserve">oznaka centra + redni broj</w:t>
-      </w:r>
-      <w:r>
-        <w:t xml:space="preserve"> (npr. 43-15238, podbroj 43-15238/2), jedan niz za ceo Institut.</w:t>
-      </w:r>
-    </w:p>
-    <w:p>
-      <w:pPr>
         <w:keepNext/>
         <w:pBdr>
           <w:bottom w:val="single" w:color="BFBFBF" w:sz="4" w:space="2"/>
@@ -8654,7 +8534,7 @@
         <w:spacing w:after="80"/>
       </w:pPr>
       <w:r>
-        <w:t xml:space="preserve">Zahtevi i rešenja u kadrovskoj službi već dobijaju brojeve istog oblika (npr. 43-17, rešenje 43-17/1). Od 01.01.2027. dobijaće broj </w:t>
+        <w:t xml:space="preserve">Zahtevi i rešenja u kadrovskoj službi već dobijaju brojeve istog oblika kao delovodni broj (npr. 43-17, rešenje 43-17/1). Od 01.01.2027. dobijaće broj </w:t>
       </w:r>
       <w:r>
         <w:rPr>
@@ -8834,34 +8714,6 @@
     </w:p>
     <w:p>
       <w:pPr>
-        <w:spacing w:after="120" w:before="0"/>
-      </w:pPr>
-      <w:r>
-        <w:t xml:space="preserve">Odlučeno je: elektronska potvrda prijema važi (papirnu knjigu možete voditi i dalje); </w:t>
-      </w:r>
-      <w:r>
-        <w:rPr>
-          <w:b/>
-          <w:bCs/>
-        </w:rPr>
-        <w:t xml:space="preserve">otprema poštom ostaje na papiru</w:t>
-      </w:r>
-      <w:r>
-        <w:t xml:space="preserve">; elektronski primljena pošta se </w:t>
-      </w:r>
-      <w:r>
-        <w:rPr>
-          <w:b/>
-          <w:bCs/>
-        </w:rPr>
-        <w:t xml:space="preserve">ne štampa</w:t>
-      </w:r>
-      <w:r>
-        <w:t xml:space="preserve">, nego se zavodi sa izvornim fajlom.</w:t>
-      </w:r>
-    </w:p>
-    <w:p>
-      <w:pPr>
         <w:keepNext/>
         <w:pBdr>
           <w:bottom w:val="single" w:color="BFBFBF" w:sz="4" w:space="2"/>
@@ -9216,14 +9068,6 @@
           <w:szCs w:val="23"/>
         </w:rPr>
         <w:t xml:space="preserve">Skeniranje</w:t>
-      </w:r>
-    </w:p>
-    <w:p>
-      <w:pPr>
-        <w:spacing w:after="80"/>
-      </w:pPr>
-      <w:r>
-        <w:t xml:space="preserve">Skenovi će se čuvati na serveru Instituta. Papirni original se i dalje čuva i ne uništava se posle skeniranja.</w:t>
       </w:r>
     </w:p>
     <w:p>
@@ -9924,232 +9768,6 @@
         </w:tc>
       </w:tr>
     </w:tbl>
-    <w:p>
-      <w:pPr>
-        <w:pStyle w:val="Heading1"/>
-        <w:spacing w:before="360" w:after="160"/>
-      </w:pPr>
-      <w:r>
-        <w:t xml:space="preserve">G. Šta je već odlučeno</w:t>
-      </w:r>
-    </w:p>
-    <w:p>
-      <w:pPr>
-        <w:pStyle w:val="ListParagraph"/>
-        <w:numPr>
-          <w:ilvl w:val="0"/>
-          <w:numId w:val="2"/>
-        </w:numPr>
-        <w:spacing w:after="60"/>
-      </w:pPr>
-      <w:r>
-        <w:t xml:space="preserve">Broj: </w:t>
-      </w:r>
-      <w:r>
-        <w:rPr>
-          <w:b/>
-          <w:bCs/>
-        </w:rPr>
-        <w:t xml:space="preserve">oznaka centra + redni broj</w:t>
-      </w:r>
-      <w:r>
-        <w:t xml:space="preserve"> (43-15238), podbroj 43-15238/2; jedan niz za ceo Institut, od broja 1 svake godine; bez klasifikacione oznake u broju.</w:t>
-      </w:r>
-    </w:p>
-    <w:p>
-      <w:pPr>
-        <w:pStyle w:val="ListParagraph"/>
-        <w:numPr>
-          <w:ilvl w:val="0"/>
-          <w:numId w:val="2"/>
-        </w:numPr>
-        <w:spacing w:after="60"/>
-      </w:pPr>
-      <w:r>
-        <w:rPr>
-          <w:b/>
-          <w:bCs/>
-        </w:rPr>
-        <w:t xml:space="preserve">Popis akata se ne vodi</w:t>
-      </w:r>
-      <w:r>
-        <w:t xml:space="preserve"> — svaki akt, i masovni (npr. rešenja o godišnjem odmoru), zavodi se pod svojim brojem.</w:t>
-      </w:r>
-    </w:p>
-    <w:p>
-      <w:pPr>
-        <w:pStyle w:val="ListParagraph"/>
-        <w:numPr>
-          <w:ilvl w:val="0"/>
-          <w:numId w:val="2"/>
-        </w:numPr>
-        <w:spacing w:after="60"/>
-      </w:pPr>
-      <w:r>
-        <w:rPr>
-          <w:b/>
-          <w:bCs/>
-        </w:rPr>
-        <w:t xml:space="preserve">Poverljivi i strogo poverljivi delovodnik se ne vode.</w:t>
-      </w:r>
-    </w:p>
-    <w:p>
-      <w:pPr>
-        <w:pStyle w:val="ListParagraph"/>
-        <w:numPr>
-          <w:ilvl w:val="0"/>
-          <w:numId w:val="2"/>
-        </w:numPr>
-        <w:spacing w:after="60"/>
-      </w:pPr>
-      <w:r>
-        <w:rPr>
-          <w:b/>
-          <w:bCs/>
-        </w:rPr>
-        <w:t xml:space="preserve">Faks se ne koristi</w:t>
-      </w:r>
-      <w:r>
-        <w:t xml:space="preserve">; knjiga faks poruka se ne vodi.</w:t>
-      </w:r>
-    </w:p>
-    <w:p>
-      <w:pPr>
-        <w:pStyle w:val="ListParagraph"/>
-        <w:numPr>
-          <w:ilvl w:val="0"/>
-          <w:numId w:val="2"/>
-        </w:numPr>
-        <w:spacing w:after="60"/>
-      </w:pPr>
-      <w:r>
-        <w:t xml:space="preserve">Elektronska potvrda prijema važi; papirnu dostavnu knjigu možete voditi uporedo.</w:t>
-      </w:r>
-    </w:p>
-    <w:p>
-      <w:pPr>
-        <w:pStyle w:val="ListParagraph"/>
-        <w:numPr>
-          <w:ilvl w:val="0"/>
-          <w:numId w:val="2"/>
-        </w:numPr>
-        <w:spacing w:after="60"/>
-      </w:pPr>
-      <w:r>
-        <w:t xml:space="preserve">Otprema poštom (P-3, knjiga ekspedovane pošte, kontrolnik poštarine) ostaje na papiru.</w:t>
-      </w:r>
-    </w:p>
-    <w:p>
-      <w:pPr>
-        <w:pStyle w:val="ListParagraph"/>
-        <w:numPr>
-          <w:ilvl w:val="0"/>
-          <w:numId w:val="2"/>
-        </w:numPr>
-        <w:spacing w:after="60"/>
-      </w:pPr>
-      <w:r>
-        <w:t xml:space="preserve">Elektronski primljena pošta se ne štampa.</w:t>
-      </w:r>
-    </w:p>
-    <w:p>
-      <w:pPr>
-        <w:pStyle w:val="ListParagraph"/>
-        <w:numPr>
-          <w:ilvl w:val="0"/>
-          <w:numId w:val="2"/>
-        </w:numPr>
-        <w:spacing w:after="60"/>
-      </w:pPr>
-      <w:r>
-        <w:t xml:space="preserve">Rok čuvanja teče od dana nastanka dokumenta.</w:t>
-      </w:r>
-    </w:p>
-    <w:p>
-      <w:pPr>
-        <w:pStyle w:val="ListParagraph"/>
-        <w:numPr>
-          <w:ilvl w:val="0"/>
-          <w:numId w:val="2"/>
-        </w:numPr>
-        <w:spacing w:after="60"/>
-      </w:pPr>
-      <w:r>
-        <w:t xml:space="preserve">Delovodnik menja samo arhivar. Zapis iz drugog dela aplikacije koji je zaveden u delovodnik ne može se obrisati dok ga arhivar ne stornira.</w:t>
-      </w:r>
-    </w:p>
-    <w:p>
-      <w:pPr>
-        <w:pStyle w:val="ListParagraph"/>
-        <w:numPr>
-          <w:ilvl w:val="0"/>
-          <w:numId w:val="2"/>
-        </w:numPr>
-        <w:spacing w:after="60"/>
-      </w:pPr>
-      <w:r>
-        <w:t xml:space="preserve">Institut ima obaveze korisnika javnih sredstava: prepis arhivske knjige do 30. aprila i uništenje samo uz odobrenje Državnog arhiva.</w:t>
-      </w:r>
-    </w:p>
-    <w:p>
-      <w:pPr>
-        <w:pStyle w:val="ListParagraph"/>
-        <w:numPr>
-          <w:ilvl w:val="0"/>
-          <w:numId w:val="2"/>
-        </w:numPr>
-        <w:spacing w:after="60"/>
-      </w:pPr>
-      <w:r>
-        <w:t xml:space="preserve">Skenovi i elektronski dokumenti čuvaju se na serveru Instituta; </w:t>
-      </w:r>
-      <w:r>
-        <w:rPr>
-          <w:b/>
-          <w:bCs/>
-        </w:rPr>
-        <w:t xml:space="preserve">papirni original se čuva</w:t>
-      </w:r>
-      <w:r>
-        <w:t xml:space="preserve"> i posle skeniranja.</w:t>
-      </w:r>
-    </w:p>
-    <w:p>
-      <w:pPr>
-        <w:pStyle w:val="ListParagraph"/>
-        <w:numPr>
-          <w:ilvl w:val="0"/>
-          <w:numId w:val="2"/>
-        </w:numPr>
-        <w:spacing w:after="60"/>
-      </w:pPr>
-      <w:r>
-        <w:t xml:space="preserve">Elektronski delovodnik počinje </w:t>
-      </w:r>
-      <w:r>
-        <w:rPr>
-          <w:b/>
-          <w:bCs/>
-        </w:rPr>
-        <w:t xml:space="preserve">01.01.2027.</w:t>
-      </w:r>
-      <w:r>
-        <w:t xml:space="preserve"> Do tada traje probni rad, uporedo sa sadašnjim načinom vođenja.</w:t>
-      </w:r>
-    </w:p>
-    <w:p>
-      <w:pPr>
-        <w:pStyle w:val="ListParagraph"/>
-        <w:numPr>
-          <w:ilvl w:val="0"/>
-          <w:numId w:val="2"/>
-        </w:numPr>
-        <w:spacing w:after="60"/>
-      </w:pPr>
-      <w:r>
-        <w:t xml:space="preserve">Aplikacija treba u potpunosti da zameni Kancelarko.</w:t>
-      </w:r>
-    </w:p>
     <w:sectPr>
       <w:headerReference w:type="default" r:id="rId6"/>
       <w:footerReference w:type="default" r:id="rId7"/>
